--- a/7-技术管理/运行记录类文件/070202-2025年度公司运维研发成果及说明.docx
+++ b/7-技术管理/运行记录类文件/070202-2025年度公司运维研发成果及说明.docx
@@ -10,7 +10,6 @@
           <w:rFonts w:hint="default"/>
         </w:rPr>
       </w:pPr>
-      <w:bookmarkStart w:id="0" w:name="_Toc11924"/>
     </w:p>
     <w:p>
       <w:pPr>
@@ -29,6 +28,7 @@
           <w:rFonts w:hint="default"/>
         </w:rPr>
       </w:pPr>
+      <w:bookmarkStart w:id="0" w:name="_Toc20905"/>
       <w:r>
         <w:rPr>
           <w:rFonts w:hint="eastAsia"/>
@@ -36,8 +36,6 @@
         </w:rPr>
         <w:t>2025年度</w:t>
       </w:r>
-      <w:bookmarkStart w:id="15" w:name="_GoBack"/>
-      <w:bookmarkEnd w:id="15"/>
       <w:r>
         <w:t>公司运维研发成果及说明</w:t>
       </w:r>
@@ -48,7 +46,7 @@
         <w:pStyle w:val="34"/>
         <w:spacing w:after="2160"/>
       </w:pPr>
-      <w:bookmarkStart w:id="1" w:name="_Toc31484"/>
+      <w:bookmarkStart w:id="1" w:name="_Toc2522"/>
       <w:r>
         <w:t>江苏云储智能科技有限公司</w:t>
       </w:r>
@@ -104,7 +102,7 @@
           <w:szCs w:val="28"/>
         </w:rPr>
       </w:pPr>
-      <w:bookmarkStart w:id="2" w:name="_Toc8379"/>
+      <w:bookmarkStart w:id="2" w:name="_Toc24360"/>
       <w:r>
         <w:rPr>
           <w:rFonts w:ascii="宋体" w:hAnsi="宋体" w:cs="宋体"/>
@@ -908,6 +906,8 @@
               <w:tab w:val="right" w:leader="dot" w:pos="8336"/>
             </w:tabs>
           </w:pPr>
+          <w:bookmarkStart w:id="16" w:name="_GoBack"/>
+          <w:bookmarkEnd w:id="16"/>
           <w:r>
             <w:rPr>
               <w:rFonts w:hint="eastAsia" w:ascii="Microsoft JhengHei" w:hAnsi="Microsoft JhengHei" w:cs="Microsoft JhengHei"/>
@@ -930,15 +930,34 @@
             <w:fldChar w:fldCharType="separate"/>
           </w:r>
           <w:r>
+            <w:rPr>
+              <w:rFonts w:hint="eastAsia" w:ascii="Microsoft JhengHei" w:hAnsi="Microsoft JhengHei" w:cs="Microsoft JhengHei"/>
+              <w:szCs w:val="24"/>
+            </w:rPr>
             <w:fldChar w:fldCharType="begin"/>
           </w:r>
           <w:r>
-            <w:instrText xml:space="preserve"> HYPERLINK \l "_Toc11924" </w:instrText>
-          </w:r>
-          <w:r>
+            <w:rPr>
+              <w:rFonts w:hint="eastAsia" w:ascii="Microsoft JhengHei" w:hAnsi="Microsoft JhengHei" w:cs="Microsoft JhengHei"/>
+              <w:szCs w:val="24"/>
+            </w:rPr>
+            <w:instrText xml:space="preserve"> HYPERLINK \l _Toc20905 </w:instrText>
+          </w:r>
+          <w:r>
+            <w:rPr>
+              <w:rFonts w:hint="eastAsia" w:ascii="Microsoft JhengHei" w:hAnsi="Microsoft JhengHei" w:cs="Microsoft JhengHei"/>
+              <w:szCs w:val="24"/>
+            </w:rPr>
             <w:fldChar w:fldCharType="separate"/>
           </w:r>
           <w:r>
+            <w:rPr>
+              <w:rFonts w:hint="eastAsia"/>
+              <w:lang w:val="en-US" w:eastAsia="zh-CN"/>
+            </w:rPr>
+            <w:t>2025年度</w:t>
+          </w:r>
+          <w:r>
             <w:t>公司运维研发成果及说明</w:t>
           </w:r>
           <w:r>
@@ -948,7 +967,7 @@
             <w:fldChar w:fldCharType="begin"/>
           </w:r>
           <w:r>
-            <w:instrText xml:space="preserve"> PAGEREF _Toc11924 \h </w:instrText>
+            <w:instrText xml:space="preserve"> PAGEREF _Toc20905 \h </w:instrText>
           </w:r>
           <w:r>
             <w:fldChar w:fldCharType="separate"/>
@@ -960,6 +979,10 @@
             <w:fldChar w:fldCharType="end"/>
           </w:r>
           <w:r>
+            <w:rPr>
+              <w:rFonts w:hint="eastAsia" w:ascii="Microsoft JhengHei" w:hAnsi="Microsoft JhengHei" w:cs="Microsoft JhengHei"/>
+              <w:szCs w:val="24"/>
+            </w:rPr>
             <w:fldChar w:fldCharType="end"/>
           </w:r>
         </w:p>
@@ -971,12 +994,24 @@
             </w:tabs>
           </w:pPr>
           <w:r>
+            <w:rPr>
+              <w:rFonts w:hint="eastAsia" w:ascii="Microsoft JhengHei" w:hAnsi="Microsoft JhengHei" w:eastAsia="Microsoft JhengHei" w:cs="Microsoft JhengHei"/>
+              <w:szCs w:val="24"/>
+            </w:rPr>
             <w:fldChar w:fldCharType="begin"/>
           </w:r>
           <w:r>
-            <w:instrText xml:space="preserve"> HYPERLINK \l "_Toc31484" </w:instrText>
-          </w:r>
-          <w:r>
+            <w:rPr>
+              <w:rFonts w:hint="eastAsia" w:ascii="Microsoft JhengHei" w:hAnsi="Microsoft JhengHei" w:eastAsia="Microsoft JhengHei" w:cs="Microsoft JhengHei"/>
+              <w:szCs w:val="24"/>
+            </w:rPr>
+            <w:instrText xml:space="preserve"> HYPERLINK \l _Toc2522 </w:instrText>
+          </w:r>
+          <w:r>
+            <w:rPr>
+              <w:rFonts w:hint="eastAsia" w:ascii="Microsoft JhengHei" w:hAnsi="Microsoft JhengHei" w:eastAsia="Microsoft JhengHei" w:cs="Microsoft JhengHei"/>
+              <w:szCs w:val="24"/>
+            </w:rPr>
             <w:fldChar w:fldCharType="separate"/>
           </w:r>
           <w:r>
@@ -989,7 +1024,7 @@
             <w:fldChar w:fldCharType="begin"/>
           </w:r>
           <w:r>
-            <w:instrText xml:space="preserve"> PAGEREF _Toc31484 \h </w:instrText>
+            <w:instrText xml:space="preserve"> PAGEREF _Toc2522 \h </w:instrText>
           </w:r>
           <w:r>
             <w:fldChar w:fldCharType="separate"/>
@@ -1001,6 +1036,10 @@
             <w:fldChar w:fldCharType="end"/>
           </w:r>
           <w:r>
+            <w:rPr>
+              <w:rFonts w:hint="eastAsia" w:ascii="Microsoft JhengHei" w:hAnsi="Microsoft JhengHei" w:eastAsia="Microsoft JhengHei" w:cs="Microsoft JhengHei"/>
+              <w:szCs w:val="24"/>
+            </w:rPr>
             <w:fldChar w:fldCharType="end"/>
           </w:r>
         </w:p>
@@ -1012,17 +1051,29 @@
             </w:tabs>
           </w:pPr>
           <w:r>
+            <w:rPr>
+              <w:rFonts w:hint="eastAsia" w:ascii="Microsoft JhengHei" w:hAnsi="Microsoft JhengHei" w:eastAsia="Microsoft JhengHei" w:cs="Microsoft JhengHei"/>
+              <w:szCs w:val="24"/>
+            </w:rPr>
             <w:fldChar w:fldCharType="begin"/>
           </w:r>
           <w:r>
-            <w:instrText xml:space="preserve"> HYPERLINK \l "_Toc8379" </w:instrText>
-          </w:r>
-          <w:r>
+            <w:rPr>
+              <w:rFonts w:hint="eastAsia" w:ascii="Microsoft JhengHei" w:hAnsi="Microsoft JhengHei" w:eastAsia="Microsoft JhengHei" w:cs="Microsoft JhengHei"/>
+              <w:szCs w:val="24"/>
+            </w:rPr>
+            <w:instrText xml:space="preserve"> HYPERLINK \l _Toc24360 </w:instrText>
+          </w:r>
+          <w:r>
+            <w:rPr>
+              <w:rFonts w:hint="eastAsia" w:ascii="Microsoft JhengHei" w:hAnsi="Microsoft JhengHei" w:eastAsia="Microsoft JhengHei" w:cs="Microsoft JhengHei"/>
+              <w:szCs w:val="24"/>
+            </w:rPr>
             <w:fldChar w:fldCharType="separate"/>
           </w:r>
           <w:r>
             <w:rPr>
-              <w:rFonts w:ascii="宋体" w:hAnsi="宋体" w:eastAsia="宋体" w:cs="宋体"/>
+              <w:rFonts w:ascii="宋体" w:hAnsi="宋体" w:cs="宋体"/>
               <w:spacing w:val="-3"/>
               <w:szCs w:val="28"/>
             </w:rPr>
@@ -1035,7 +1086,7 @@
             <w:fldChar w:fldCharType="begin"/>
           </w:r>
           <w:r>
-            <w:instrText xml:space="preserve"> PAGEREF _Toc8379 \h </w:instrText>
+            <w:instrText xml:space="preserve"> PAGEREF _Toc24360 \h </w:instrText>
           </w:r>
           <w:r>
             <w:fldChar w:fldCharType="separate"/>
@@ -1047,6 +1098,10 @@
             <w:fldChar w:fldCharType="end"/>
           </w:r>
           <w:r>
+            <w:rPr>
+              <w:rFonts w:hint="eastAsia" w:ascii="Microsoft JhengHei" w:hAnsi="Microsoft JhengHei" w:eastAsia="Microsoft JhengHei" w:cs="Microsoft JhengHei"/>
+              <w:szCs w:val="24"/>
+            </w:rPr>
             <w:fldChar w:fldCharType="end"/>
           </w:r>
         </w:p>
@@ -1058,16 +1113,29 @@
             </w:tabs>
           </w:pPr>
           <w:r>
+            <w:rPr>
+              <w:rFonts w:hint="eastAsia" w:ascii="Microsoft JhengHei" w:hAnsi="Microsoft JhengHei" w:eastAsia="Microsoft JhengHei" w:cs="Microsoft JhengHei"/>
+              <w:szCs w:val="24"/>
+            </w:rPr>
             <w:fldChar w:fldCharType="begin"/>
           </w:r>
           <w:r>
-            <w:instrText xml:space="preserve"> HYPERLINK \l "_Toc7561" </w:instrText>
-          </w:r>
-          <w:r>
+            <w:rPr>
+              <w:rFonts w:hint="eastAsia" w:ascii="Microsoft JhengHei" w:hAnsi="Microsoft JhengHei" w:eastAsia="Microsoft JhengHei" w:cs="Microsoft JhengHei"/>
+              <w:szCs w:val="24"/>
+            </w:rPr>
+            <w:instrText xml:space="preserve"> HYPERLINK \l _Toc9995 </w:instrText>
+          </w:r>
+          <w:r>
+            <w:rPr>
+              <w:rFonts w:hint="eastAsia" w:ascii="Microsoft JhengHei" w:hAnsi="Microsoft JhengHei" w:eastAsia="Microsoft JhengHei" w:cs="Microsoft JhengHei"/>
+              <w:szCs w:val="24"/>
+            </w:rPr>
             <w:fldChar w:fldCharType="separate"/>
           </w:r>
           <w:r>
             <w:rPr>
+              <w:rFonts w:hint="default"/>
               <w:lang w:eastAsia="zh-CN"/>
             </w:rPr>
             <w:t xml:space="preserve">1. </w:t>
@@ -1082,7 +1150,7 @@
             <w:fldChar w:fldCharType="begin"/>
           </w:r>
           <w:r>
-            <w:instrText xml:space="preserve"> PAGEREF _Toc7561 \h </w:instrText>
+            <w:instrText xml:space="preserve"> PAGEREF _Toc9995 \h </w:instrText>
           </w:r>
           <w:r>
             <w:fldChar w:fldCharType="separate"/>
@@ -1094,6 +1162,10 @@
             <w:fldChar w:fldCharType="end"/>
           </w:r>
           <w:r>
+            <w:rPr>
+              <w:rFonts w:hint="eastAsia" w:ascii="Microsoft JhengHei" w:hAnsi="Microsoft JhengHei" w:eastAsia="Microsoft JhengHei" w:cs="Microsoft JhengHei"/>
+              <w:szCs w:val="24"/>
+            </w:rPr>
             <w:fldChar w:fldCharType="end"/>
           </w:r>
         </w:p>
@@ -1105,16 +1177,29 @@
             </w:tabs>
           </w:pPr>
           <w:r>
+            <w:rPr>
+              <w:rFonts w:hint="eastAsia" w:ascii="Microsoft JhengHei" w:hAnsi="Microsoft JhengHei" w:eastAsia="Microsoft JhengHei" w:cs="Microsoft JhengHei"/>
+              <w:szCs w:val="24"/>
+            </w:rPr>
             <w:fldChar w:fldCharType="begin"/>
           </w:r>
           <w:r>
-            <w:instrText xml:space="preserve"> HYPERLINK \l "_Toc28718" </w:instrText>
-          </w:r>
-          <w:r>
+            <w:rPr>
+              <w:rFonts w:hint="eastAsia" w:ascii="Microsoft JhengHei" w:hAnsi="Microsoft JhengHei" w:eastAsia="Microsoft JhengHei" w:cs="Microsoft JhengHei"/>
+              <w:szCs w:val="24"/>
+            </w:rPr>
+            <w:instrText xml:space="preserve"> HYPERLINK \l _Toc29615 </w:instrText>
+          </w:r>
+          <w:r>
+            <w:rPr>
+              <w:rFonts w:hint="eastAsia" w:ascii="Microsoft JhengHei" w:hAnsi="Microsoft JhengHei" w:eastAsia="Microsoft JhengHei" w:cs="Microsoft JhengHei"/>
+              <w:szCs w:val="24"/>
+            </w:rPr>
             <w:fldChar w:fldCharType="separate"/>
           </w:r>
           <w:r>
             <w:rPr>
+              <w:rFonts w:hint="default"/>
               <w:lang w:eastAsia="zh-CN"/>
             </w:rPr>
             <w:t xml:space="preserve">1.1. </w:t>
@@ -1133,7 +1218,7 @@
             <w:fldChar w:fldCharType="begin"/>
           </w:r>
           <w:r>
-            <w:instrText xml:space="preserve"> PAGEREF _Toc28718 \h </w:instrText>
+            <w:instrText xml:space="preserve"> PAGEREF _Toc29615 \h </w:instrText>
           </w:r>
           <w:r>
             <w:fldChar w:fldCharType="separate"/>
@@ -1145,6 +1230,10 @@
             <w:fldChar w:fldCharType="end"/>
           </w:r>
           <w:r>
+            <w:rPr>
+              <w:rFonts w:hint="eastAsia" w:ascii="Microsoft JhengHei" w:hAnsi="Microsoft JhengHei" w:eastAsia="Microsoft JhengHei" w:cs="Microsoft JhengHei"/>
+              <w:szCs w:val="24"/>
+            </w:rPr>
             <w:fldChar w:fldCharType="end"/>
           </w:r>
         </w:p>
@@ -1156,15 +1245,30 @@
             </w:tabs>
           </w:pPr>
           <w:r>
+            <w:rPr>
+              <w:rFonts w:hint="eastAsia" w:ascii="Microsoft JhengHei" w:hAnsi="Microsoft JhengHei" w:eastAsia="Microsoft JhengHei" w:cs="Microsoft JhengHei"/>
+              <w:szCs w:val="24"/>
+            </w:rPr>
             <w:fldChar w:fldCharType="begin"/>
           </w:r>
           <w:r>
-            <w:instrText xml:space="preserve"> HYPERLINK \l "_Toc9090" </w:instrText>
-          </w:r>
-          <w:r>
+            <w:rPr>
+              <w:rFonts w:hint="eastAsia" w:ascii="Microsoft JhengHei" w:hAnsi="Microsoft JhengHei" w:eastAsia="Microsoft JhengHei" w:cs="Microsoft JhengHei"/>
+              <w:szCs w:val="24"/>
+            </w:rPr>
+            <w:instrText xml:space="preserve"> HYPERLINK \l _Toc28103 </w:instrText>
+          </w:r>
+          <w:r>
+            <w:rPr>
+              <w:rFonts w:hint="eastAsia" w:ascii="Microsoft JhengHei" w:hAnsi="Microsoft JhengHei" w:eastAsia="Microsoft JhengHei" w:cs="Microsoft JhengHei"/>
+              <w:szCs w:val="24"/>
+            </w:rPr>
             <w:fldChar w:fldCharType="separate"/>
           </w:r>
           <w:r>
+            <w:rPr>
+              <w:rFonts w:hint="default"/>
+            </w:rPr>
             <w:t xml:space="preserve">1.1.1. </w:t>
           </w:r>
           <w:r>
@@ -1181,7 +1285,7 @@
             <w:fldChar w:fldCharType="begin"/>
           </w:r>
           <w:r>
-            <w:instrText xml:space="preserve"> PAGEREF _Toc9090 \h </w:instrText>
+            <w:instrText xml:space="preserve"> PAGEREF _Toc28103 \h </w:instrText>
           </w:r>
           <w:r>
             <w:fldChar w:fldCharType="separate"/>
@@ -1193,6 +1297,10 @@
             <w:fldChar w:fldCharType="end"/>
           </w:r>
           <w:r>
+            <w:rPr>
+              <w:rFonts w:hint="eastAsia" w:ascii="Microsoft JhengHei" w:hAnsi="Microsoft JhengHei" w:eastAsia="Microsoft JhengHei" w:cs="Microsoft JhengHei"/>
+              <w:szCs w:val="24"/>
+            </w:rPr>
             <w:fldChar w:fldCharType="end"/>
           </w:r>
         </w:p>
@@ -1204,15 +1312,30 @@
             </w:tabs>
           </w:pPr>
           <w:r>
+            <w:rPr>
+              <w:rFonts w:hint="eastAsia" w:ascii="Microsoft JhengHei" w:hAnsi="Microsoft JhengHei" w:eastAsia="Microsoft JhengHei" w:cs="Microsoft JhengHei"/>
+              <w:szCs w:val="24"/>
+            </w:rPr>
             <w:fldChar w:fldCharType="begin"/>
           </w:r>
           <w:r>
-            <w:instrText xml:space="preserve"> HYPERLINK \l "_Toc13421" </w:instrText>
-          </w:r>
-          <w:r>
+            <w:rPr>
+              <w:rFonts w:hint="eastAsia" w:ascii="Microsoft JhengHei" w:hAnsi="Microsoft JhengHei" w:eastAsia="Microsoft JhengHei" w:cs="Microsoft JhengHei"/>
+              <w:szCs w:val="24"/>
+            </w:rPr>
+            <w:instrText xml:space="preserve"> HYPERLINK \l _Toc14498 </w:instrText>
+          </w:r>
+          <w:r>
+            <w:rPr>
+              <w:rFonts w:hint="eastAsia" w:ascii="Microsoft JhengHei" w:hAnsi="Microsoft JhengHei" w:eastAsia="Microsoft JhengHei" w:cs="Microsoft JhengHei"/>
+              <w:szCs w:val="24"/>
+            </w:rPr>
             <w:fldChar w:fldCharType="separate"/>
           </w:r>
           <w:r>
+            <w:rPr>
+              <w:rFonts w:hint="default"/>
+            </w:rPr>
             <w:t xml:space="preserve">1.1.2. </w:t>
           </w:r>
           <w:r>
@@ -1229,7 +1352,7 @@
             <w:fldChar w:fldCharType="begin"/>
           </w:r>
           <w:r>
-            <w:instrText xml:space="preserve"> PAGEREF _Toc13421 \h </w:instrText>
+            <w:instrText xml:space="preserve"> PAGEREF _Toc14498 \h </w:instrText>
           </w:r>
           <w:r>
             <w:fldChar w:fldCharType="separate"/>
@@ -1241,6 +1364,10 @@
             <w:fldChar w:fldCharType="end"/>
           </w:r>
           <w:r>
+            <w:rPr>
+              <w:rFonts w:hint="eastAsia" w:ascii="Microsoft JhengHei" w:hAnsi="Microsoft JhengHei" w:eastAsia="Microsoft JhengHei" w:cs="Microsoft JhengHei"/>
+              <w:szCs w:val="24"/>
+            </w:rPr>
             <w:fldChar w:fldCharType="end"/>
           </w:r>
         </w:p>
@@ -1252,16 +1379,34 @@
             </w:tabs>
           </w:pPr>
           <w:r>
+            <w:rPr>
+              <w:rFonts w:hint="eastAsia" w:ascii="Microsoft JhengHei" w:hAnsi="Microsoft JhengHei" w:eastAsia="Microsoft JhengHei" w:cs="Microsoft JhengHei"/>
+              <w:szCs w:val="24"/>
+            </w:rPr>
             <w:fldChar w:fldCharType="begin"/>
           </w:r>
           <w:r>
-            <w:instrText xml:space="preserve"> HYPERLINK \l "_Toc15083" </w:instrText>
-          </w:r>
-          <w:r>
+            <w:rPr>
+              <w:rFonts w:hint="eastAsia" w:ascii="Microsoft JhengHei" w:hAnsi="Microsoft JhengHei" w:eastAsia="Microsoft JhengHei" w:cs="Microsoft JhengHei"/>
+              <w:szCs w:val="24"/>
+            </w:rPr>
+            <w:instrText xml:space="preserve"> HYPERLINK \l _Toc24858 </w:instrText>
+          </w:r>
+          <w:r>
+            <w:rPr>
+              <w:rFonts w:hint="eastAsia" w:ascii="Microsoft JhengHei" w:hAnsi="Microsoft JhengHei" w:eastAsia="Microsoft JhengHei" w:cs="Microsoft JhengHei"/>
+              <w:szCs w:val="24"/>
+            </w:rPr>
             <w:fldChar w:fldCharType="separate"/>
           </w:r>
           <w:r>
-            <w:t>1.1.3. 实际人力投入</w:t>
+            <w:rPr>
+              <w:rFonts w:hint="default"/>
+            </w:rPr>
+            <w:t xml:space="preserve">1.1.3. </w:t>
+          </w:r>
+          <w:r>
+            <w:t>实际人力投入</w:t>
           </w:r>
           <w:r>
             <w:tab/>
@@ -1270,7 +1415,7 @@
             <w:fldChar w:fldCharType="begin"/>
           </w:r>
           <w:r>
-            <w:instrText xml:space="preserve"> PAGEREF _Toc15083 \h </w:instrText>
+            <w:instrText xml:space="preserve"> PAGEREF _Toc24858 \h </w:instrText>
           </w:r>
           <w:r>
             <w:fldChar w:fldCharType="separate"/>
@@ -1282,6 +1427,10 @@
             <w:fldChar w:fldCharType="end"/>
           </w:r>
           <w:r>
+            <w:rPr>
+              <w:rFonts w:hint="eastAsia" w:ascii="Microsoft JhengHei" w:hAnsi="Microsoft JhengHei" w:eastAsia="Microsoft JhengHei" w:cs="Microsoft JhengHei"/>
+              <w:szCs w:val="24"/>
+            </w:rPr>
             <w:fldChar w:fldCharType="end"/>
           </w:r>
         </w:p>
@@ -1293,16 +1442,34 @@
             </w:tabs>
           </w:pPr>
           <w:r>
+            <w:rPr>
+              <w:rFonts w:hint="eastAsia" w:ascii="Microsoft JhengHei" w:hAnsi="Microsoft JhengHei" w:eastAsia="Microsoft JhengHei" w:cs="Microsoft JhengHei"/>
+              <w:szCs w:val="24"/>
+            </w:rPr>
             <w:fldChar w:fldCharType="begin"/>
           </w:r>
           <w:r>
-            <w:instrText xml:space="preserve"> HYPERLINK \l "_Toc3555" </w:instrText>
-          </w:r>
-          <w:r>
+            <w:rPr>
+              <w:rFonts w:hint="eastAsia" w:ascii="Microsoft JhengHei" w:hAnsi="Microsoft JhengHei" w:eastAsia="Microsoft JhengHei" w:cs="Microsoft JhengHei"/>
+              <w:szCs w:val="24"/>
+            </w:rPr>
+            <w:instrText xml:space="preserve"> HYPERLINK \l _Toc28487 </w:instrText>
+          </w:r>
+          <w:r>
+            <w:rPr>
+              <w:rFonts w:hint="eastAsia" w:ascii="Microsoft JhengHei" w:hAnsi="Microsoft JhengHei" w:eastAsia="Microsoft JhengHei" w:cs="Microsoft JhengHei"/>
+              <w:szCs w:val="24"/>
+            </w:rPr>
             <w:fldChar w:fldCharType="separate"/>
           </w:r>
           <w:r>
-            <w:t>1.1.4. 研发经费使用情况</w:t>
+            <w:rPr>
+              <w:rFonts w:hint="default"/>
+            </w:rPr>
+            <w:t xml:space="preserve">1.1.4. </w:t>
+          </w:r>
+          <w:r>
+            <w:t>研发经费使用情况</w:t>
           </w:r>
           <w:r>
             <w:tab/>
@@ -1311,7 +1478,7 @@
             <w:fldChar w:fldCharType="begin"/>
           </w:r>
           <w:r>
-            <w:instrText xml:space="preserve"> PAGEREF _Toc3555 \h </w:instrText>
+            <w:instrText xml:space="preserve"> PAGEREF _Toc28487 \h </w:instrText>
           </w:r>
           <w:r>
             <w:fldChar w:fldCharType="separate"/>
@@ -1323,6 +1490,10 @@
             <w:fldChar w:fldCharType="end"/>
           </w:r>
           <w:r>
+            <w:rPr>
+              <w:rFonts w:hint="eastAsia" w:ascii="Microsoft JhengHei" w:hAnsi="Microsoft JhengHei" w:eastAsia="Microsoft JhengHei" w:cs="Microsoft JhengHei"/>
+              <w:szCs w:val="24"/>
+            </w:rPr>
             <w:fldChar w:fldCharType="end"/>
           </w:r>
         </w:p>
@@ -1334,15 +1505,30 @@
             </w:tabs>
           </w:pPr>
           <w:r>
+            <w:rPr>
+              <w:rFonts w:hint="eastAsia" w:ascii="Microsoft JhengHei" w:hAnsi="Microsoft JhengHei" w:eastAsia="Microsoft JhengHei" w:cs="Microsoft JhengHei"/>
+              <w:szCs w:val="24"/>
+            </w:rPr>
             <w:fldChar w:fldCharType="begin"/>
           </w:r>
           <w:r>
-            <w:instrText xml:space="preserve"> HYPERLINK \l "_Toc27408" </w:instrText>
-          </w:r>
-          <w:r>
+            <w:rPr>
+              <w:rFonts w:hint="eastAsia" w:ascii="Microsoft JhengHei" w:hAnsi="Microsoft JhengHei" w:eastAsia="Microsoft JhengHei" w:cs="Microsoft JhengHei"/>
+              <w:szCs w:val="24"/>
+            </w:rPr>
+            <w:instrText xml:space="preserve"> HYPERLINK \l _Toc1520 </w:instrText>
+          </w:r>
+          <w:r>
+            <w:rPr>
+              <w:rFonts w:hint="eastAsia" w:ascii="Microsoft JhengHei" w:hAnsi="Microsoft JhengHei" w:eastAsia="Microsoft JhengHei" w:cs="Microsoft JhengHei"/>
+              <w:szCs w:val="24"/>
+            </w:rPr>
             <w:fldChar w:fldCharType="separate"/>
           </w:r>
           <w:r>
+            <w:rPr>
+              <w:rFonts w:hint="default"/>
+            </w:rPr>
             <w:t xml:space="preserve">1.1.5. </w:t>
           </w:r>
           <w:r>
@@ -1359,7 +1545,7 @@
             <w:fldChar w:fldCharType="begin"/>
           </w:r>
           <w:r>
-            <w:instrText xml:space="preserve"> PAGEREF _Toc27408 \h </w:instrText>
+            <w:instrText xml:space="preserve"> PAGEREF _Toc1520 \h </w:instrText>
           </w:r>
           <w:r>
             <w:fldChar w:fldCharType="separate"/>
@@ -1371,6 +1557,10 @@
             <w:fldChar w:fldCharType="end"/>
           </w:r>
           <w:r>
+            <w:rPr>
+              <w:rFonts w:hint="eastAsia" w:ascii="Microsoft JhengHei" w:hAnsi="Microsoft JhengHei" w:eastAsia="Microsoft JhengHei" w:cs="Microsoft JhengHei"/>
+              <w:szCs w:val="24"/>
+            </w:rPr>
             <w:fldChar w:fldCharType="end"/>
           </w:r>
         </w:p>
@@ -1382,15 +1572,30 @@
             </w:tabs>
           </w:pPr>
           <w:r>
+            <w:rPr>
+              <w:rFonts w:hint="eastAsia" w:ascii="Microsoft JhengHei" w:hAnsi="Microsoft JhengHei" w:eastAsia="Microsoft JhengHei" w:cs="Microsoft JhengHei"/>
+              <w:szCs w:val="24"/>
+            </w:rPr>
             <w:fldChar w:fldCharType="begin"/>
           </w:r>
           <w:r>
-            <w:instrText xml:space="preserve"> HYPERLINK \l "_Toc29947" </w:instrText>
-          </w:r>
-          <w:r>
+            <w:rPr>
+              <w:rFonts w:hint="eastAsia" w:ascii="Microsoft JhengHei" w:hAnsi="Microsoft JhengHei" w:eastAsia="Microsoft JhengHei" w:cs="Microsoft JhengHei"/>
+              <w:szCs w:val="24"/>
+            </w:rPr>
+            <w:instrText xml:space="preserve"> HYPERLINK \l _Toc13972 </w:instrText>
+          </w:r>
+          <w:r>
+            <w:rPr>
+              <w:rFonts w:hint="eastAsia" w:ascii="Microsoft JhengHei" w:hAnsi="Microsoft JhengHei" w:eastAsia="Microsoft JhengHei" w:cs="Microsoft JhengHei"/>
+              <w:szCs w:val="24"/>
+            </w:rPr>
             <w:fldChar w:fldCharType="separate"/>
           </w:r>
           <w:r>
+            <w:rPr>
+              <w:rFonts w:hint="default"/>
+            </w:rPr>
             <w:t xml:space="preserve">1.1.6. </w:t>
           </w:r>
           <w:r>
@@ -1407,7 +1612,7 @@
             <w:fldChar w:fldCharType="begin"/>
           </w:r>
           <w:r>
-            <w:instrText xml:space="preserve"> PAGEREF _Toc29947 \h </w:instrText>
+            <w:instrText xml:space="preserve"> PAGEREF _Toc13972 \h </w:instrText>
           </w:r>
           <w:r>
             <w:fldChar w:fldCharType="separate"/>
@@ -1419,6 +1624,78 @@
             <w:fldChar w:fldCharType="end"/>
           </w:r>
           <w:r>
+            <w:rPr>
+              <w:rFonts w:hint="eastAsia" w:ascii="Microsoft JhengHei" w:hAnsi="Microsoft JhengHei" w:eastAsia="Microsoft JhengHei" w:cs="Microsoft JhengHei"/>
+              <w:szCs w:val="24"/>
+            </w:rPr>
+            <w:fldChar w:fldCharType="end"/>
+          </w:r>
+        </w:p>
+        <w:p>
+          <w:pPr>
+            <w:pStyle w:val="13"/>
+            <w:tabs>
+              <w:tab w:val="right" w:leader="dot" w:pos="8336"/>
+            </w:tabs>
+          </w:pPr>
+          <w:r>
+            <w:rPr>
+              <w:rFonts w:hint="eastAsia" w:ascii="Microsoft JhengHei" w:hAnsi="Microsoft JhengHei" w:eastAsia="Microsoft JhengHei" w:cs="Microsoft JhengHei"/>
+              <w:szCs w:val="24"/>
+            </w:rPr>
+            <w:fldChar w:fldCharType="begin"/>
+          </w:r>
+          <w:r>
+            <w:rPr>
+              <w:rFonts w:hint="eastAsia" w:ascii="Microsoft JhengHei" w:hAnsi="Microsoft JhengHei" w:eastAsia="Microsoft JhengHei" w:cs="Microsoft JhengHei"/>
+              <w:szCs w:val="24"/>
+            </w:rPr>
+            <w:instrText xml:space="preserve"> HYPERLINK \l _Toc24123 </w:instrText>
+          </w:r>
+          <w:r>
+            <w:rPr>
+              <w:rFonts w:hint="eastAsia" w:ascii="Microsoft JhengHei" w:hAnsi="Microsoft JhengHei" w:eastAsia="Microsoft JhengHei" w:cs="Microsoft JhengHei"/>
+              <w:szCs w:val="24"/>
+            </w:rPr>
+            <w:fldChar w:fldCharType="separate"/>
+          </w:r>
+          <w:r>
+            <w:rPr>
+              <w:rFonts w:hint="default"/>
+              <w:lang w:val="en-US" w:eastAsia="zh-CN"/>
+            </w:rPr>
+            <w:t xml:space="preserve">1.1.7. </w:t>
+          </w:r>
+          <w:r>
+            <w:rPr>
+              <w:rFonts w:hint="eastAsia"/>
+              <w:lang w:val="en-US" w:eastAsia="zh-CN"/>
+            </w:rPr>
+            <w:t>研发工具应用情况</w:t>
+          </w:r>
+          <w:r>
+            <w:tab/>
+          </w:r>
+          <w:r>
+            <w:fldChar w:fldCharType="begin"/>
+          </w:r>
+          <w:r>
+            <w:instrText xml:space="preserve"> PAGEREF _Toc24123 \h </w:instrText>
+          </w:r>
+          <w:r>
+            <w:fldChar w:fldCharType="separate"/>
+          </w:r>
+          <w:r>
+            <w:t>9</w:t>
+          </w:r>
+          <w:r>
+            <w:fldChar w:fldCharType="end"/>
+          </w:r>
+          <w:r>
+            <w:rPr>
+              <w:rFonts w:hint="eastAsia" w:ascii="Microsoft JhengHei" w:hAnsi="Microsoft JhengHei" w:eastAsia="Microsoft JhengHei" w:cs="Microsoft JhengHei"/>
+              <w:szCs w:val="24"/>
+            </w:rPr>
             <w:fldChar w:fldCharType="end"/>
           </w:r>
         </w:p>
@@ -1430,16 +1707,34 @@
             </w:tabs>
           </w:pPr>
           <w:r>
+            <w:rPr>
+              <w:rFonts w:hint="eastAsia" w:ascii="Microsoft JhengHei" w:hAnsi="Microsoft JhengHei" w:eastAsia="Microsoft JhengHei" w:cs="Microsoft JhengHei"/>
+              <w:szCs w:val="24"/>
+            </w:rPr>
             <w:fldChar w:fldCharType="begin"/>
           </w:r>
           <w:r>
-            <w:instrText xml:space="preserve"> HYPERLINK \l "_Toc18391" </w:instrText>
-          </w:r>
-          <w:r>
+            <w:rPr>
+              <w:rFonts w:hint="eastAsia" w:ascii="Microsoft JhengHei" w:hAnsi="Microsoft JhengHei" w:eastAsia="Microsoft JhengHei" w:cs="Microsoft JhengHei"/>
+              <w:szCs w:val="24"/>
+            </w:rPr>
+            <w:instrText xml:space="preserve"> HYPERLINK \l _Toc13375 </w:instrText>
+          </w:r>
+          <w:r>
+            <w:rPr>
+              <w:rFonts w:hint="eastAsia" w:ascii="Microsoft JhengHei" w:hAnsi="Microsoft JhengHei" w:eastAsia="Microsoft JhengHei" w:cs="Microsoft JhengHei"/>
+              <w:szCs w:val="24"/>
+            </w:rPr>
             <w:fldChar w:fldCharType="separate"/>
           </w:r>
           <w:r>
-            <w:t>1.2. 技术手册研发</w:t>
+            <w:rPr>
+              <w:rFonts w:hint="default"/>
+            </w:rPr>
+            <w:t xml:space="preserve">1.2. </w:t>
+          </w:r>
+          <w:r>
+            <w:t>技术手册研发</w:t>
           </w:r>
           <w:r>
             <w:tab/>
@@ -1448,7 +1743,7 @@
             <w:fldChar w:fldCharType="begin"/>
           </w:r>
           <w:r>
-            <w:instrText xml:space="preserve"> PAGEREF _Toc18391 \h </w:instrText>
+            <w:instrText xml:space="preserve"> PAGEREF _Toc13375 \h </w:instrText>
           </w:r>
           <w:r>
             <w:fldChar w:fldCharType="separate"/>
@@ -1460,6 +1755,10 @@
             <w:fldChar w:fldCharType="end"/>
           </w:r>
           <w:r>
+            <w:rPr>
+              <w:rFonts w:hint="eastAsia" w:ascii="Microsoft JhengHei" w:hAnsi="Microsoft JhengHei" w:eastAsia="Microsoft JhengHei" w:cs="Microsoft JhengHei"/>
+              <w:szCs w:val="24"/>
+            </w:rPr>
             <w:fldChar w:fldCharType="end"/>
           </w:r>
         </w:p>
@@ -1471,16 +1770,29 @@
             </w:tabs>
           </w:pPr>
           <w:r>
+            <w:rPr>
+              <w:rFonts w:hint="eastAsia" w:ascii="Microsoft JhengHei" w:hAnsi="Microsoft JhengHei" w:eastAsia="Microsoft JhengHei" w:cs="Microsoft JhengHei"/>
+              <w:szCs w:val="24"/>
+            </w:rPr>
             <w:fldChar w:fldCharType="begin"/>
           </w:r>
           <w:r>
-            <w:instrText xml:space="preserve"> HYPERLINK \l "_Toc16024" </w:instrText>
-          </w:r>
-          <w:r>
+            <w:rPr>
+              <w:rFonts w:hint="eastAsia" w:ascii="Microsoft JhengHei" w:hAnsi="Microsoft JhengHei" w:eastAsia="Microsoft JhengHei" w:cs="Microsoft JhengHei"/>
+              <w:szCs w:val="24"/>
+            </w:rPr>
+            <w:instrText xml:space="preserve"> HYPERLINK \l _Toc7738 </w:instrText>
+          </w:r>
+          <w:r>
+            <w:rPr>
+              <w:rFonts w:hint="eastAsia" w:ascii="Microsoft JhengHei" w:hAnsi="Microsoft JhengHei" w:eastAsia="Microsoft JhengHei" w:cs="Microsoft JhengHei"/>
+              <w:szCs w:val="24"/>
+            </w:rPr>
             <w:fldChar w:fldCharType="separate"/>
           </w:r>
           <w:r>
             <w:rPr>
+              <w:rFonts w:hint="default"/>
               <w:lang w:eastAsia="zh-CN"/>
             </w:rPr>
             <w:t xml:space="preserve">1.3. </w:t>
@@ -1499,18 +1811,22 @@
             <w:fldChar w:fldCharType="begin"/>
           </w:r>
           <w:r>
-            <w:instrText xml:space="preserve"> PAGEREF _Toc16024 \h </w:instrText>
+            <w:instrText xml:space="preserve"> PAGEREF _Toc7738 \h </w:instrText>
           </w:r>
           <w:r>
             <w:fldChar w:fldCharType="separate"/>
           </w:r>
           <w:r>
-            <w:t>9</w:t>
+            <w:t>10</w:t>
           </w:r>
           <w:r>
             <w:fldChar w:fldCharType="end"/>
           </w:r>
           <w:r>
+            <w:rPr>
+              <w:rFonts w:hint="eastAsia" w:ascii="Microsoft JhengHei" w:hAnsi="Microsoft JhengHei" w:eastAsia="Microsoft JhengHei" w:cs="Microsoft JhengHei"/>
+              <w:szCs w:val="24"/>
+            </w:rPr>
             <w:fldChar w:fldCharType="end"/>
           </w:r>
         </w:p>
@@ -1559,7 +1875,7 @@
           <w:lang w:eastAsia="zh-CN"/>
         </w:rPr>
       </w:pPr>
-      <w:bookmarkStart w:id="3" w:name="_Toc7561"/>
+      <w:bookmarkStart w:id="3" w:name="_Toc9995"/>
       <w:r>
         <w:t>运维技术研发实施</w:t>
       </w:r>
@@ -1575,7 +1891,7 @@
           <w:lang w:eastAsia="zh-CN"/>
         </w:rPr>
       </w:pPr>
-      <w:bookmarkStart w:id="4" w:name="_Toc28718"/>
+      <w:bookmarkStart w:id="4" w:name="_Toc29615"/>
       <w:r>
         <w:rPr>
           <w:rFonts w:hint="eastAsia"/>
@@ -1595,7 +1911,7 @@
       </w:pPr>
       <w:bookmarkStart w:id="5" w:name="bookmark13"/>
       <w:bookmarkEnd w:id="5"/>
-      <w:bookmarkStart w:id="6" w:name="_Toc9090"/>
+      <w:bookmarkStart w:id="6" w:name="_Toc28103"/>
       <w:r>
         <w:rPr>
           <w:rFonts w:hint="eastAsia"/>
@@ -1672,7 +1988,7 @@
       </w:pPr>
       <w:bookmarkStart w:id="7" w:name="bookmark14"/>
       <w:bookmarkEnd w:id="7"/>
-      <w:bookmarkStart w:id="8" w:name="_Toc13421"/>
+      <w:bookmarkStart w:id="8" w:name="_Toc14498"/>
       <w:r>
         <w:rPr>
           <w:rFonts w:hint="eastAsia"/>
@@ -3735,7 +4051,7 @@
         <w:widowControl w:val="0"/>
         <w:ind w:firstLine="478"/>
       </w:pPr>
-      <w:bookmarkStart w:id="9" w:name="_Toc15083"/>
+      <w:bookmarkStart w:id="9" w:name="_Toc24858"/>
       <w:r>
         <w:t>实际人力投入</w:t>
       </w:r>
@@ -4579,7 +4895,7 @@
       <w:r>
         <w:t xml:space="preserve"> </w:t>
       </w:r>
-      <w:bookmarkStart w:id="10" w:name="_Toc3555"/>
+      <w:bookmarkStart w:id="10" w:name="_Toc28487"/>
       <w:r>
         <w:t>研发经费使用情况</w:t>
       </w:r>
@@ -4743,7 +5059,7 @@
         <w:widowControl w:val="0"/>
         <w:ind w:firstLine="478"/>
       </w:pPr>
-      <w:bookmarkStart w:id="11" w:name="_Toc27408"/>
+      <w:bookmarkStart w:id="11" w:name="_Toc1520"/>
       <w:r>
         <w:rPr>
           <w:rFonts w:hint="eastAsia"/>
@@ -4929,7 +5245,7 @@
         <w:widowControl w:val="0"/>
         <w:ind w:firstLine="478"/>
       </w:pPr>
-      <w:bookmarkStart w:id="12" w:name="_Toc29947"/>
+      <w:bookmarkStart w:id="12" w:name="_Toc13972"/>
       <w:r>
         <w:rPr>
           <w:rFonts w:hint="eastAsia"/>
@@ -5038,6 +5354,7 @@
           <w:lang w:val="en-US" w:eastAsia="zh-CN"/>
         </w:rPr>
       </w:pPr>
+      <w:bookmarkStart w:id="13" w:name="_Toc24123"/>
       <w:r>
         <w:rPr>
           <w:rFonts w:hint="eastAsia"/>
@@ -5045,6 +5362,7 @@
         </w:rPr>
         <w:t>研发工具应用情况</w:t>
       </w:r>
+      <w:bookmarkEnd w:id="13"/>
     </w:p>
     <w:p>
       <w:pPr>
@@ -5097,11 +5415,11 @@
         <w:keepLines w:val="0"/>
         <w:widowControl w:val="0"/>
       </w:pPr>
-      <w:bookmarkStart w:id="13" w:name="_Toc18391"/>
+      <w:bookmarkStart w:id="14" w:name="_Toc13375"/>
       <w:r>
         <w:t>技术手册研发</w:t>
       </w:r>
-      <w:bookmarkEnd w:id="13"/>
+      <w:bookmarkEnd w:id="14"/>
     </w:p>
     <w:p>
       <w:pPr>
@@ -5340,7 +5658,7 @@
           <w:lang w:eastAsia="zh-CN"/>
         </w:rPr>
       </w:pPr>
-      <w:bookmarkStart w:id="14" w:name="_Toc16024"/>
+      <w:bookmarkStart w:id="15" w:name="_Toc7738"/>
       <w:r>
         <w:rPr>
           <w:rFonts w:hint="eastAsia"/>
@@ -5348,7 +5666,7 @@
         </w:rPr>
         <w:t>新技术储备</w:t>
       </w:r>
-      <w:bookmarkEnd w:id="14"/>
+      <w:bookmarkEnd w:id="15"/>
     </w:p>
     <w:p>
       <w:pPr>
